--- a/pr-preview/pr-235/chapters/defining-terms.docx
+++ b/pr-preview/pr-235/chapters/defining-terms.docx
@@ -15,7 +15,7 @@
         <w:pStyle w:val="Date"/>
       </w:pPr>
       <w:r>
-        <w:t xml:space="preserve">Last modified: 2026-10-16 04:39:01 (PDT)</w:t>
+        <w:t xml:space="preserve">Last modified: 2026-10-16 04:48:20 (PDT)</w:t>
       </w:r>
     </w:p>
     <w:p>
@@ -4181,6 +4181,39 @@
         <w:t xml:space="preserve"> </w:t>
       </w:r>
       <w:r>
+        <w:t xml:space="preserve">Spelled out, the same words apply:</w:t>
+      </w:r>
+      <w:r>
+        <w:t xml:space="preserve"> </w:t>
+      </w:r>
+      <w:r>
+        <w:t xml:space="preserve">“population mean squared error”</w:t>
+      </w:r>
+      <w:r>
+        <w:t xml:space="preserve">,</w:t>
+      </w:r>
+      <w:r>
+        <w:t xml:space="preserve"> </w:t>
+      </w:r>
+      <w:r>
+        <w:t xml:space="preserve">“sample root mean squared error”</w:t>
+      </w:r>
+      <w:r>
+        <w:t xml:space="preserve">,</w:t>
+      </w:r>
+      <w:r>
+        <w:t xml:space="preserve"> </w:t>
+      </w:r>
+      <w:r>
+        <w:t xml:space="preserve">“population mean absolute error”</w:t>
+      </w:r>
+      <w:r>
+        <w:t xml:space="preserve">.</w:t>
+      </w:r>
+      <w:r>
+        <w:t xml:space="preserve"> </w:t>
+      </w:r>
+      <w:r>
         <w:t xml:space="preserve">Define each shorthand once, at first use, as</w:t>
       </w:r>
       <w:r>
@@ -4205,15 +4238,6 @@
         <w:t xml:space="preserve">“mean function”</w:t>
       </w:r>
       <w:r>
-        <w:t xml:space="preserve">,</w:t>
-      </w:r>
-      <w:r>
-        <w:t xml:space="preserve"> </w:t>
-      </w:r>
-      <w:r>
-        <w:t xml:space="preserve">“mean squared error”</w:t>
-      </w:r>
-      <w:r>
         <w:t xml:space="preserve"> </w:t>
       </w:r>
       <w:r>
@@ -4226,7 +4250,7 @@
         <w:t xml:space="preserve">“running mean”</w:t>
       </w:r>
       <w:r>
-        <w:t xml:space="preserve">, needs no extra word beyond that,</w:t>
+        <w:t xml:space="preserve">, needs no extra word,</w:t>
       </w:r>
       <w:r>
         <w:t xml:space="preserve"> </w:t>
